--- a/文档/古韵AI-设计与开发文档-V2.3.docx
+++ b/文档/古韵AI-设计与开发文档-V2.3.docx
@@ -1975,92 +1975,62 @@
           <w:b w:val="0"/>
           <w:sz w:val="21"/>
         </w:rPr>
-        <w:t>采用「LLM 提示词工程 + 确定性校验算法 + 用户粘贴到 MiniMax 渲染」的混合架构，前端、后端、外部生成平台三层解耦，每层都可独立替换。</w:t>
+        <w:t>采用「LLM 提示词工程 + 确定性校验算法 + 用户粘贴到 MiniMax 渲染」的混合架构，前端、后端、外部生成平台三层解耦，每层都可独立替换。整体数据流如下：</w:t>
       </w:r>
     </w:p>
     <w:p>
       <w:pPr>
-        <w:spacing w:line="300" w:lineRule="auto" w:before="80" w:after="80"/>
-        <w:ind w:left="283" w:right="283"/>
-        <w:shd w:val="clear" w:color="auto" w:fill="F4F1E8"/>
+        <w:spacing w:before="120" w:after="40"/>
+        <w:jc w:val="center"/>
+      </w:pPr>
+      <w:r>
+        <w:drawing>
+          <wp:inline xmlns:a="http://schemas.openxmlformats.org/drawingml/2006/main" xmlns:pic="http://schemas.openxmlformats.org/drawingml/2006/picture">
+            <wp:extent cx="5580000" cy="1797795"/>
+            <wp:docPr id="1" name="Picture 1"/>
+            <wp:cNvGraphicFramePr>
+              <a:graphicFrameLocks noChangeAspect="1"/>
+            </wp:cNvGraphicFramePr>
+            <a:graphic>
+              <a:graphicData uri="http://schemas.openxmlformats.org/drawingml/2006/picture">
+                <pic:pic>
+                  <pic:nvPicPr>
+                    <pic:cNvPr id="0" name="arch_overall.png"/>
+                    <pic:cNvPicPr/>
+                  </pic:nvPicPr>
+                  <pic:blipFill>
+                    <a:blip r:embed="rId11"/>
+                    <a:stretch>
+                      <a:fillRect/>
+                    </a:stretch>
+                  </pic:blipFill>
+                  <pic:spPr>
+                    <a:xfrm>
+                      <a:off x="0" y="0"/>
+                      <a:ext cx="5580000" cy="1797795"/>
+                    </a:xfrm>
+                    <a:prstGeom prst="rect"/>
+                  </pic:spPr>
+                </pic:pic>
+              </a:graphicData>
+            </a:graphic>
+          </wp:inline>
+        </w:drawing>
+      </w:r>
+    </w:p>
+    <w:p>
+      <w:pPr>
+        <w:spacing w:after="160"/>
+        <w:jc w:val="center"/>
       </w:pPr>
       <w:r>
         <w:rPr>
-          <w:rFonts w:ascii="Times New Roman" w:hAnsi="Times New Roman" w:eastAsia="宋体"/>
+          <w:rFonts w:ascii="Times New Roman" w:hAnsi="Times New Roman" w:eastAsia="黑体"/>
           <w:b w:val="0"/>
-          <w:sz w:val="19"/>
+          <w:color w:val="6B6B6B"/>
+          <w:sz w:val="18"/>
         </w:rPr>
-        <w:t>┌────────────────────────────────────────────────────────────────────────┐</w:t>
-        <w:br/>
-        <w:t>│  ① 创作者（专业音乐人）                                                  │</w:t>
-        <w:br/>
-        <w:t>└──────────────┬─────────────────────────────────────────────────────────┘</w:t>
-        <w:br/>
-        <w:t xml:space="preserve">               │ 输入创意 / 选择押韵 / 切换模式</w:t>
-        <w:br/>
-        <w:t xml:space="preserve">               ▼</w:t>
-        <w:br/>
-        <w:t>┌────────────────────────────────────────────────────────────────────────┐</w:t>
-        <w:br/>
-        <w:t>│  ② 前端（React 19 + TS + Vite + Tailwind + Zustand）                   │</w:t>
-        <w:br/>
-        <w:t>│   · AppLayout / StepIndicator / 三个步骤组件                              │</w:t>
-        <w:br/>
-        <w:t>│   · 状态：currentStep / promptVersions / metaTags / stylesCaption / ...  │</w:t>
-        <w:br/>
-        <w:t>│   · 自动持久化到 localStorage（瞬时状态除外）                              │</w:t>
-        <w:br/>
-        <w:t>└──────────────┬─────────────────────────────────────────────────────────┘</w:t>
-        <w:br/>
-        <w:t xml:space="preserve">               │ /api/{prompt,lyric,minimax,settings}</w:t>
-        <w:br/>
-        <w:t xml:space="preserve">               ▼</w:t>
-        <w:br/>
-        <w:t>┌────────────────────────────────────────────────────────────────────────┐</w:t>
-        <w:br/>
-        <w:t>│  ③ 后端（FastAPI + Python 3.14，端口 8000）                              │</w:t>
-        <w:br/>
-        <w:t>│   · /api/prompt        优化 / 快速润色 / 版本历史                          │</w:t>
-        <w:br/>
-        <w:t>│   · /api/lyric         歌词生成（确定性净化 + 纯音乐/演唱双模式）           │</w:t>
-        <w:br/>
-        <w:t>│   · /api/minimax       格式校验（确定性算法，不依赖 LLM）                  │</w:t>
-        <w:br/>
-        <w:t>│   · /api/settings/keys 密钥回填（环境变量 &gt; .secrets.json）                │</w:t>
-        <w:br/>
-        <w:t>│   · LLMService：DeepSeek V4 (Pro / Flash)，统一 _chat()                  │</w:t>
-        <w:br/>
-        <w:t>│   · SQLite（aiosqlite）：提示词版本 / 会话元数据                            │</w:t>
-        <w:br/>
-        <w:t>└──────────────┬─────────────────────────────────────────────────────────┘</w:t>
-        <w:br/>
-        <w:t xml:space="preserve">               │ HTTPS（OpenAI 兼容协议）</w:t>
-        <w:br/>
-        <w:t xml:space="preserve">               ▼</w:t>
-        <w:br/>
-        <w:t>┌────────────────────────────────────────────────────────────────────────┐</w:t>
-        <w:br/>
-        <w:t>│  ④ DeepSeek V4  API  │  https://api.deepseek.com                       │</w:t>
-        <w:br/>
-        <w:t>│   · Pro：提示词优化、歌词生成（中文长文本与结构化输出）                       │</w:t>
-        <w:br/>
-        <w:t>│   · Flash：曲谱 prompt 优化（兜底）、快速润色（短输出）                     │</w:t>
-        <w:br/>
-        <w:t>└──────────────┬─────────────────────────────────────────────────────────┘</w:t>
-        <w:br/>
-        <w:t xml:space="preserve">               │ 提示词包（.txt）→ 用户复制</w:t>
-        <w:br/>
-        <w:t xml:space="preserve">               ▼</w:t>
-        <w:br/>
-        <w:t>┌────────────────────────────────────────────────────────────────────────┐</w:t>
-        <w:br/>
-        <w:t>│  ⑤ MiniMax 音乐网页版  │  https://minimaxi.com/audio/music              │</w:t>
-        <w:br/>
-        <w:t>│   · Music-3.0 模型（生成时勾选）                                          │</w:t>
-        <w:br/>
-        <w:t>│   · 用户粘贴 Styles / Lyrics → 生成 mp3 → 下载                            │</w:t>
-        <w:br/>
-        <w:t>└────────────────────────────────────────────────────────────────────────┘</w:t>
+        <w:t>图 2.1  古韵AI 总体架构（5 层数据流）</w:t>
       </w:r>
     </w:p>
     <w:p>
@@ -2081,65 +2051,72 @@
     </w:p>
     <w:p>
       <w:pPr>
-        <w:spacing w:line="300" w:lineRule="auto" w:before="80" w:after="80"/>
-        <w:ind w:left="283" w:right="283"/>
-        <w:shd w:val="clear" w:color="auto" w:fill="F4F1E8"/>
+        <w:spacing w:line="360" w:lineRule="auto" w:after="120"/>
+        <w:ind w:firstLine="420"/>
+        <w:jc w:val="left"/>
       </w:pPr>
       <w:r>
         <w:rPr>
           <w:rFonts w:ascii="Times New Roman" w:hAnsi="Times New Roman" w:eastAsia="宋体"/>
           <w:b w:val="0"/>
-          <w:sz w:val="19"/>
+          <w:sz w:val="21"/>
         </w:rPr>
-        <w:t>┌─────────────────── 古韵AI 主流程 ──────────────────────┐</w:t>
-        <w:br/>
-        <w:t>│                                                          │</w:t>
-        <w:br/>
-        <w:t>│  ┌─────────────┐    ┌─────────────┐    ┌─────────────┐  │</w:t>
-        <w:br/>
-        <w:t>│  │ 步骤1        │    │ 步骤2        │    │ 步骤3        │  │</w:t>
-        <w:br/>
-        <w:t>│  │ 提示词创作   │───▶│ 歌词生成     │───▶│ 导出         │  │</w:t>
-        <w:br/>
-        <w:t>│  │             │    │             │    │             │  │</w:t>
-        <w:br/>
-        <w:t>│  │ · 创意输入  │    │ · 押韵偏好  │    │ · 格式校验  │  │</w:t>
-        <w:br/>
-        <w:t>│  │ · AI 优化   │    │ · 纯音乐开关│    │ · 一键打开  │  │</w:t>
-        <w:br/>
-        <w:t>│  │ · 快速润色  │    │ · 歌词编辑  │    │   MiniMax   │  │</w:t>
-        <w:br/>
-        <w:t>│  │ · 元标签编辑│    │ · 结构校验  │    │ · 提示词包  │  │</w:t>
-        <w:br/>
-        <w:t>│  │ · 风格编辑  │    │             │    │   下载      │  │</w:t>
-        <w:br/>
-        <w:t>│  └──────┬──────┘    └──────┬──────┘    └──────┬──────┘  │</w:t>
-        <w:br/>
-        <w:t>│         │                  │                  │         │</w:t>
-        <w:br/>
-        <w:t>│         ▼                  ▼                  ▼         │</w:t>
-        <w:br/>
-        <w:t>│  ┌────────────────────────────────────────────────────┐ │</w:t>
-        <w:br/>
-        <w:t>│  │  全链路版本管理（SQLite）                            │ │</w:t>
-        <w:br/>
-        <w:t>│  │  original / ai_optimized / human_modified / restored│ │</w:t>
-        <w:br/>
-        <w:t>│  └────────────────────────────────────────────────────┘ │</w:t>
-        <w:br/>
-        <w:t>│                                                          │</w:t>
-        <w:br/>
-        <w:t>│  ┌──────────────── 辅助能力 ────────────────────────┐  │</w:t>
-        <w:br/>
-        <w:t>│  │ · 密钥管理（设置面板）· 历史抽屉 · 字符计数 · 复制  │  │</w:t>
-        <w:br/>
-        <w:t>│  │ · MiniMax URL 常量（可切换主站/海外）               │  │</w:t>
-        <w:br/>
-        <w:t>│  │ · Electron openExternal（系统浏览器唤起）          │  │</w:t>
-        <w:br/>
-        <w:t>│  └────────────────────────────────────────────────────┘ │</w:t>
-        <w:br/>
-        <w:t>└──────────────────────────────────────────────────────────┘</w:t>
+        <w:t>主流程三步（提示词创作 → 歌词生成 → 导出跳转）横向串联，写入统一的版本管理数据库；辅助能力横切关注点，作用于三个步骤之上：</w:t>
+      </w:r>
+    </w:p>
+    <w:p>
+      <w:pPr>
+        <w:spacing w:before="120" w:after="40"/>
+        <w:jc w:val="center"/>
+      </w:pPr>
+      <w:r>
+        <w:drawing>
+          <wp:inline xmlns:a="http://schemas.openxmlformats.org/drawingml/2006/main" xmlns:pic="http://schemas.openxmlformats.org/drawingml/2006/picture">
+            <wp:extent cx="5580000" cy="2939388"/>
+            <wp:docPr id="2" name="Picture 2"/>
+            <wp:cNvGraphicFramePr>
+              <a:graphicFrameLocks noChangeAspect="1"/>
+            </wp:cNvGraphicFramePr>
+            <a:graphic>
+              <a:graphicData uri="http://schemas.openxmlformats.org/drawingml/2006/picture">
+                <pic:pic>
+                  <pic:nvPicPr>
+                    <pic:cNvPr id="0" name="arch_modules.png"/>
+                    <pic:cNvPicPr/>
+                  </pic:nvPicPr>
+                  <pic:blipFill>
+                    <a:blip r:embed="rId12"/>
+                    <a:stretch>
+                      <a:fillRect/>
+                    </a:stretch>
+                  </pic:blipFill>
+                  <pic:spPr>
+                    <a:xfrm>
+                      <a:off x="0" y="0"/>
+                      <a:ext cx="5580000" cy="2939388"/>
+                    </a:xfrm>
+                    <a:prstGeom prst="rect"/>
+                  </pic:spPr>
+                </pic:pic>
+              </a:graphicData>
+            </a:graphic>
+          </wp:inline>
+        </w:drawing>
+      </w:r>
+    </w:p>
+    <w:p>
+      <w:pPr>
+        <w:spacing w:after="160"/>
+        <w:jc w:val="center"/>
+      </w:pPr>
+      <w:r>
+        <w:rPr>
+          <w:rFonts w:ascii="Times New Roman" w:hAnsi="Times New Roman" w:eastAsia="黑体"/>
+          <w:b w:val="0"/>
+          <w:color w:val="6B6B6B"/>
+          <w:sz w:val="18"/>
+        </w:rPr>
+        <w:t>图 2.2  古韵AI 功能模块图（主流程 + 数据层 + 辅助能力）</w:t>
       </w:r>
     </w:p>
     <w:p>
